--- a/DBTUNING/ch19_성능측정기준_DBTime/ch19_실습문제_추가서술형_정답.docx
+++ b/DBTUNING/ch19_성능측정기준_DBTime/ch19_실습문제_추가서술형_정답.docx
@@ -10,7 +10,7 @@
         <w:rPr>
           <w:rFonts w:ascii="맑은 고딕" w:hAnsi="맑은 고딕" w:eastAsia="맑은 고딕" w:cs="맑은 고딕"/>
         </w:rPr>
-        <w:t>제5장  성능 측정의 기준 — 통계와 DB Time · 추가 실습문제 정답(모범답안 및 채점포인트)</w:t>
+        <w:t>제ch19  성능 측정의 기준 — 통계와 DB Time · 추가 실습문제 정답(모범답안 및 채점포인트)</w:t>
       </w:r>
     </w:p>
     <w:p>
@@ -411,7 +411,7 @@
           <w:b/>
           <w:sz w:val="21"/>
         </w:rPr>
-        <w:t>[추가-08] 이 장에서 쓰는 뷰와 6장부터의 도구 사이의 라이선스 경계를 설명하고, 라이선스가 없을 때의 대안을 쓰라.</w:t>
+        <w:t>[추가-08] 이 장에서 쓰는 뷰와 ch20부터의 도구 사이의 라이선스 경계를 설명하고, 라이선스가 없을 때의 대안을 쓰라.</w:t>
       </w:r>
     </w:p>
     <w:p>
@@ -437,7 +437,7 @@
           <w:b w:val="0"/>
           <w:sz w:val="21"/>
         </w:rPr>
-        <w:t>이 장의 뷰(V$SYS_TIME_MODEL·V$SESS_TIME_MODEL·V$SYSTEM_WAIT_CLASS·V$SESSION_EVENT·V$SYSSTAT 등)는 관리 팩 라이선스가 필요 없어, 델타 방식으로 두 번 조회하면 전부 측정할 수 있다. 반면 AWR·ADDM·ASH·DBA_HIST_*·V$ACTIVE_SESSION_HISTORY는 Diagnostics Pack이 필요하다(6장부터). 라이선스가 없으면 이 장의 V$ 델타 기법과 무상 도구 Statspack으로 같은 것을 보며, 현재 설정은 SHOW PARAMETER control_management_pack_access로 확인한다.</w:t>
+        <w:t>이 장의 뷰(V$SYS_TIME_MODEL·V$SESS_TIME_MODEL·V$SYSTEM_WAIT_CLASS·V$SESSION_EVENT·V$SYSSTAT 등)는 관리 팩 라이선스가 필요 없어, 델타 방식으로 두 번 조회하면 전부 측정할 수 있다. 반면 AWR·ADDM·ASH·DBA_HIST_*·V$ACTIVE_SESSION_HISTORY는 Diagnostics Pack이 필요하다(ch20부터). 라이선스가 없으면 이 장의 V$ 델타 기법과 무상 도구 Statspack으로 같은 것을 보며, 현재 설정은 SHOW PARAMETER control_management_pack_access로 확인한다.</w:t>
       </w:r>
     </w:p>
     <w:p>
@@ -708,7 +708,7 @@
           <w:b w:val="0"/>
           <w:sz w:val="21"/>
         </w:rPr>
-        <w:t>이것은 단일 지표(히트율)로 건강을 판정하는 함정이다. 비효율 SQL이 같은 블록을 반복해서 논리 읽기하면 대부분 캐시에서 처리되어 히트율은 오히려 99%로 오른다. 즉 히트율 상승이 성능 악화의 결과일 수 있다. 봐야 할 것은 논리 읽기(session logical reads) 자체가 왜 과다한지, 어떤 SQL이 그 논리 읽기를 유발하는지다. 히트율은 지표일 뿐 판정자가 아니며, DB Time 비중·상위 SQL과 함께 본다(17장에서 재현).</w:t>
+        <w:t>이것은 단일 지표(히트율)로 건강을 판정하는 함정이다. 비효율 SQL이 같은 블록을 반복해서 논리 읽기하면 대부분 캐시에서 처리되어 히트율은 오히려 99%로 오른다. 즉 히트율 상승이 성능 악화의 결과일 수 있다. 봐야 할 것은 논리 읽기(session logical reads) 자체가 왜 과다한지, 어떤 SQL이 그 논리 읽기를 유발하는지다. 히트율은 지표일 뿐 판정자가 아니며, DB Time 비중·상위 SQL과 함께 본다(ch31에서 재현).</w:t>
       </w:r>
     </w:p>
     <w:p>
@@ -927,7 +927,7 @@
           <w:b w:val="0"/>
           <w:sz w:val="21"/>
         </w:rPr>
-        <w:t>증상: 조회 구간에 I/O 지연이 의심됨. / 확인할 뷰·지표: 구간 전후로 V$SESSION_EVENT·V$SYSTEM_WAIT_CLASS(Idle 제외)에서 db file scattered read/sequential read 델타와 V$SYSSTAT의 physical reads 델타를 함께 본다. / 판정 기준: scattered read(다중 블록)가 상위이고 physical reads 델타가 크면 전체 스캔의 물리 I/O가 대기를 채운 것이다(실측 예: scattered read 120회·65ms). 두 지표가 서로 뒷받침해야 앞뒤가 맞는다. / 조치: 대상 세그먼트·SQL을 찾아 인덱스·계획·캐싱을 검토한다(14·17장). / 재확인: 조치 후 scattered read 델타와 physical reads 델타가 줄었는지 확인한다.</w:t>
+        <w:t>증상: 조회 구간에 I/O 지연이 의심됨. / 확인할 뷰·지표: 구간 전후로 V$SESSION_EVENT·V$SYSTEM_WAIT_CLASS(Idle 제외)에서 db file scattered read/sequential read 델타와 V$SYSSTAT의 physical reads 델타를 함께 본다. / 판정 기준: scattered read(다중 블록)가 상위이고 physical reads 델타가 크면 전체 스캔의 물리 I/O가 대기를 채운 것이다(실측 예: scattered read 120회·65ms). 두 지표가 서로 뒷받침해야 앞뒤가 맞는다. / 조치: 대상 세그먼트·SQL을 찾아 인덱스·계획·캐싱을 검토한다(ch27·ch31). / 재확인: 조치 후 scattered read 델타와 physical reads 델타가 줄었는지 확인한다.</w:t>
       </w:r>
     </w:p>
     <w:p>
@@ -979,7 +979,7 @@
           <w:b w:val="0"/>
           <w:sz w:val="21"/>
         </w:rPr>
-        <w:t>증상: 커밋이 잦은 구간에 지연 의심. / 확인할 뷰·지표: 구간 전후로 V$SYSSTAT의 user commits 델타와 V$SYSTEM_WAIT_CLASS의 Commit 클래스·V$SYSTEM_EVENT의 log file sync 델타를 함께 캡처한다. / 판정 기준: user commits 델타가 크면 log file sync(Commit 클래스) 델타도 커야 앞뒤가 맞는다. log file sync가 DB Time 델타에서 큰 비중이면 커밋 빈도가 병목이다. / 조치: 배치 커밋으로 커밋 횟수를 줄이거나 리두 구성을 검토한다(14장). / 재확인: 조치 후 커밋당 log file sync 시간과 그 비중이 줄었는지 확인한다.</w:t>
+        <w:t>증상: 커밋이 잦은 구간에 지연 의심. / 확인할 뷰·지표: 구간 전후로 V$SYSSTAT의 user commits 델타와 V$SYSTEM_WAIT_CLASS의 Commit 클래스·V$SYSTEM_EVENT의 log file sync 델타를 함께 캡처한다. / 판정 기준: user commits 델타가 크면 log file sync(Commit 클래스) 델타도 커야 앞뒤가 맞는다. log file sync가 DB Time 델타에서 큰 비중이면 커밋 빈도가 병목이다. / 조치: 배치 커밋으로 커밋 횟수를 줄이거나 리두 구성을 검토한다(ch27). / 재확인: 조치 후 커밋당 log file sync 시간과 그 비중이 줄었는지 확인한다.</w:t>
       </w:r>
     </w:p>
     <w:p>

--- a/DBTUNING/ch19_성능측정기준_DBTime/ch19_실습문제_추가서술형_정답.docx
+++ b/DBTUNING/ch19_성능측정기준_DBTime/ch19_실습문제_추가서술형_정답.docx
@@ -10,7 +10,7 @@
         <w:rPr>
           <w:rFonts w:ascii="맑은 고딕" w:hAnsi="맑은 고딕" w:eastAsia="맑은 고딕" w:cs="맑은 고딕"/>
         </w:rPr>
-        <w:t>제ch19  성능 측정의 기준 — 통계와 DB Time · 추가 실습문제 정답(모범답안 및 채점포인트)</w:t>
+        <w:t>ch19  성능 측정의 기준 — 통계와 DB Time · 추가 실습문제 정답(모범답안 및 채점포인트)</w:t>
       </w:r>
     </w:p>
     <w:p>
